--- a/tillsyn/A 46261-2021 tillsynsbegäran.docx
+++ b/tillsyn/A 46261-2021 tillsynsbegäran.docx
@@ -344,7 +344,7 @@
     <w:r>
       <w:tab/>
       <w:tab/>
-      <w:t>2026-06-18</w:t>
+      <w:t>2026-06-19</w:t>
       <w:br/>
       <w:br/>
     </w:r>

--- a/tillsyn/A 46261-2021 tillsynsbegäran.docx
+++ b/tillsyn/A 46261-2021 tillsynsbegäran.docx
@@ -344,7 +344,7 @@
     <w:r>
       <w:tab/>
       <w:tab/>
-      <w:t>2026-06-19</w:t>
+      <w:t>2026-06-20</w:t>
       <w:br/>
       <w:br/>
     </w:r>

--- a/tillsyn/A 46261-2021 tillsynsbegäran.docx
+++ b/tillsyn/A 46261-2021 tillsynsbegäran.docx
@@ -12,10 +12,7 @@
     </w:p>
     <w:p>
       <w:r>
-        <w:t>Detta dokument behandlar höga naturvärden i avverkningsanmälan A 46261-2021 i Tidaholms kommun som inkom 2021-09-03 och omfattar 6,3 ha.</w:t>
-      </w:r>
-      <w:r>
-        <w:t xml:space="preserve"> I Figur 1 visas fyndplatser för naturvårdsarter i området, som finns registrerade på Artportalen.</w:t>
+        <w:t>Denna tillsynsbegäran behandlar höga naturvärden i avverkningsanmälan A 46261-2021 i Tidaholms kommun som inkom 2021-09-03 och omfattar 6,3 ha.</w:t>
       </w:r>
     </w:p>
     <w:p>
@@ -63,7 +60,20 @@
         <w:spacing w:after="240"/>
       </w:pPr>
       <w:r>
-        <w:t>Figur 1. Fyndplatser för naturvårdsarter i avverkningsanmälan (röd linje). Inom parentes anges rödlistekategorier, S för signalarter, Tför typiska arter och fridlysningsparagrafer i artskyddsförordningen.Markörer utan svart kant är placerade på fyndplatsen. Markörer med svart kant är placerade vid sidan av fyndplatsen och har ett svart streck som visar fyndplatsens exakta position. Kartans mittpunktskoordinat är N 6448502, E 444648 i SWEREF 99 TM.</w:t>
+        <w:t>Figur 1. Fyndplatser för naturvårdsarter i avverkningsanmälan. Markörer utan svart kant är placerade på fyndplatsen. Markörer med svart kant är placerade vid sidan av fyndplatsen har ett svart streck som visar fyndplatsens exakta position. Kartans mittpunktskoordinat är N 6448502, E 444648 i SWEREF 99 TM.</w:t>
+      </w:r>
+    </w:p>
+    <w:p>
+      <w:r>
+        <w:t>I avverkningsanmälan finns fynd av 3 naturvårdsarter, varav 1 är rödlistad, 1 är fridlyst, 3 är typiska (T) och 1 är signalart (S): grynig filtlav (NT, T), fällmossa (S, T) och blåsippa (T, §9). Se Figur 1.</w:t>
+      </w:r>
+    </w:p>
+    <w:p>
+      <w:pPr>
+        <w:pStyle w:val="Heading1"/>
+      </w:pPr>
+      <w:r>
+        <w:t>Tillsynsbegäran</w:t>
       </w:r>
     </w:p>
     <w:p>
@@ -77,105 +87,16 @@
       </w:r>
     </w:p>
     <w:p>
-      <w:r>
-        <w:t>Nedan beskrivs fynd av naturvårdsarter och fridlysta arter som gjorts i det avverkningsanmälda området.</w:t>
-      </w:r>
-    </w:p>
-    <w:p>
       <w:pPr>
         <w:pStyle w:val="Heading1"/>
       </w:pPr>
       <w:r>
-        <w:t>Naturvårdsarter</w:t>
+        <w:t>Naturvårdsarter och fridlysta arter</w:t>
       </w:r>
     </w:p>
     <w:p>
       <w:r>
-        <w:t>I avverkningsanmälan har följande 3 naturvårdsarter hittats: grynig filtlav (NT, T), fällmossa (S, T) och blåsippa (T, §9). Av dessa är 1 rödlistade. För rödlistade arter har rödlistekategorin angivits inom parentes. Arter som är signalarter enligt Skogsstyrelsen har markerats med (S). Typiska arter inom Natura 2000 som är kopplade till skogsekosystem har markerats med (T). För fridlysta arter anges även paragrafen i Artskyddsförordningen som arten är fridlyst enligt.</w:t>
-      </w:r>
-    </w:p>
-    <w:p>
-      <w:r>
-        <w:t>De påträffade naturvårdsarterna är ett tydligt kvitto på att det rör sig om en skog med höga naturvärden.</w:t>
-      </w:r>
-    </w:p>
-    <w:p>
-      <w:pPr>
-        <w:pStyle w:val="Heading2"/>
-      </w:pPr>
-      <w:r>
-        <w:t>Fridlysta arter</w:t>
-      </w:r>
-    </w:p>
-    <w:p>
-      <w:r>
-        <w:t>Följande fridlysta arter har sina livsmiljöer och växtplatser i den avverkningsanmälda skogen: blåsippa (T, §9).</w:t>
-      </w:r>
-    </w:p>
-    <w:p>
-      <w:r>
-        <w:rPr>
-          <w:b/>
-        </w:rPr>
-        <w:t>Blåsippa (§9)</w:t>
-      </w:r>
-      <w:r>
-        <w:t xml:space="preserve"> är typisk art för </w:t>
-      </w:r>
-      <w:r>
-        <w:rPr>
-          <w:i/>
-        </w:rPr>
-        <w:t>9050 Näringsrik granskog, 9020 Nordlig ädellövskog</w:t>
-      </w:r>
-      <w:r>
-        <w:t xml:space="preserve"> och </w:t>
-      </w:r>
-      <w:r>
-        <w:rPr>
-          <w:i/>
-        </w:rPr>
-        <w:t>8240 Karsthällmarker</w:t>
-      </w:r>
-      <w:r>
-        <w:t xml:space="preserve"> (SLU Artdatabanken, 2025).</w:t>
-      </w:r>
-    </w:p>
-    <w:p>
-      <w:pPr>
-        <w:pStyle w:val="Heading2"/>
-      </w:pPr>
-      <w:r>
-        <w:t>Övriga naturvårdsarter</w:t>
-      </w:r>
-    </w:p>
-    <w:p>
-      <w:r>
-        <w:rPr>
-          <w:b/>
-        </w:rPr>
-        <w:t>Fällmossa</w:t>
-      </w:r>
-      <w:r>
-        <w:t xml:space="preserve"> indikerar i stort sett alltid områden med höga naturvärden, skog med lång kontinuitet, gamla träd, hög luftfuktighet och stabila förhållanden. Sporkapslar finnar man enbart på extra skyddsvärda lokaler. Fällmossa är typisk art för </w:t>
-      </w:r>
-      <w:r>
-        <w:rPr>
-          <w:i/>
-        </w:rPr>
-        <w:t xml:space="preserve">9020 Nordlig ädellövskog, 9110 Näringsfattig bokskog, 9130 Näringsrik bokskog, 9160 Näringsrik ekskog, 9180 Ädellövskog i branter </w:t>
-      </w:r>
-      <w:r>
-        <w:t>och</w:t>
-      </w:r>
-      <w:r>
-        <w:rPr>
-          <w:i/>
-        </w:rPr>
-        <w:t xml:space="preserve"> 9190 Näringsfattig ekskog</w:t>
-      </w:r>
-      <w:r>
-        <w:t xml:space="preserve"> (SLU Artdatabanken, 2024; Nitare &amp; Skogsstyrelsen, 2019).</w:t>
+        <w:t>Nedan följer beskrivningar av de naturvårdsarter och fridlysta arter som har sina livsmiljöer och växtplatser i den avverkningsanmälda skogen. De påträffade naturvårdsarterna är ett tydligt kvitto på att det rör sig om en skog med höga naturvärden.</w:t>
       </w:r>
     </w:p>
     <w:p>
@@ -214,6 +135,64 @@
       </w:r>
       <w:r>
         <w:t xml:space="preserve"> (SLU Artdatabanken, 2024; Nitare &amp; Skogsstyrelsen, 2019).</w:t>
+      </w:r>
+    </w:p>
+    <w:p>
+      <w:r>
+        <w:rPr>
+          <w:b/>
+        </w:rPr>
+        <w:t>Fällmossa</w:t>
+      </w:r>
+      <w:r>
+        <w:t xml:space="preserve"> indikerar i stort sett alltid områden med höga naturvärden, skog med lång kontinuitet, gamla träd, hög luftfuktighet och stabila förhållanden. Sporkapslar finnar man enbart på extra skyddsvärda lokaler. Fällmossa är typisk art för </w:t>
+      </w:r>
+      <w:r>
+        <w:rPr>
+          <w:i/>
+        </w:rPr>
+        <w:t xml:space="preserve">9020 Nordlig ädellövskog, 9110 Näringsfattig bokskog, 9130 Näringsrik bokskog, 9160 Näringsrik ekskog, 9180 Ädellövskog i branter </w:t>
+      </w:r>
+      <w:r>
+        <w:t>och</w:t>
+      </w:r>
+      <w:r>
+        <w:rPr>
+          <w:i/>
+        </w:rPr>
+        <w:t xml:space="preserve"> 9190 Näringsfattig ekskog</w:t>
+      </w:r>
+      <w:r>
+        <w:t xml:space="preserve"> (SLU Artdatabanken, 2024; Nitare &amp; Skogsstyrelsen, 2019).</w:t>
+      </w:r>
+    </w:p>
+    <w:p>
+      <w:r>
+        <w:rPr>
+          <w:b/>
+        </w:rPr>
+        <w:t>Blåsippa (§9)</w:t>
+      </w:r>
+      <w:r>
+        <w:t xml:space="preserve"> är typisk art för </w:t>
+      </w:r>
+      <w:r>
+        <w:rPr>
+          <w:i/>
+        </w:rPr>
+        <w:t>9050 Näringsrik granskog, 9020 Nordlig ädellövskog</w:t>
+      </w:r>
+      <w:r>
+        <w:t xml:space="preserve"> och </w:t>
+      </w:r>
+      <w:r>
+        <w:rPr>
+          <w:i/>
+        </w:rPr>
+        <w:t>8240 Karsthällmarker</w:t>
+      </w:r>
+      <w:r>
+        <w:t xml:space="preserve"> (SLU Artdatabanken, 2025).</w:t>
       </w:r>
     </w:p>
     <w:sectPr>
@@ -344,7 +323,7 @@
     <w:r>
       <w:tab/>
       <w:tab/>
-      <w:t>2026-06-20</w:t>
+      <w:t>2026-06-21</w:t>
       <w:br/>
       <w:br/>
     </w:r>

--- a/tillsyn/A 46261-2021 tillsynsbegäran.docx
+++ b/tillsyn/A 46261-2021 tillsynsbegäran.docx
@@ -323,7 +323,7 @@
     <w:r>
       <w:tab/>
       <w:tab/>
-      <w:t>2026-06-21</w:t>
+      <w:t>2026-06-22</w:t>
       <w:br/>
       <w:br/>
     </w:r>

--- a/tillsyn/A 46261-2021 tillsynsbegäran.docx
+++ b/tillsyn/A 46261-2021 tillsynsbegäran.docx
@@ -323,7 +323,7 @@
     <w:r>
       <w:tab/>
       <w:tab/>
-      <w:t>2026-06-22</w:t>
+      <w:t>2026-06-23</w:t>
       <w:br/>
       <w:br/>
     </w:r>

--- a/tillsyn/A 46261-2021 tillsynsbegäran.docx
+++ b/tillsyn/A 46261-2021 tillsynsbegäran.docx
@@ -323,7 +323,7 @@
     <w:r>
       <w:tab/>
       <w:tab/>
-      <w:t>2026-06-23</w:t>
+      <w:t>2026-06-24</w:t>
       <w:br/>
       <w:br/>
     </w:r>

--- a/tillsyn/A 46261-2021 tillsynsbegäran.docx
+++ b/tillsyn/A 46261-2021 tillsynsbegäran.docx
@@ -323,7 +323,7 @@
     <w:r>
       <w:tab/>
       <w:tab/>
-      <w:t>2026-06-24</w:t>
+      <w:t>2026-06-25</w:t>
       <w:br/>
       <w:br/>
     </w:r>

--- a/tillsyn/A 46261-2021 tillsynsbegäran.docx
+++ b/tillsyn/A 46261-2021 tillsynsbegäran.docx
@@ -323,7 +323,7 @@
     <w:r>
       <w:tab/>
       <w:tab/>
-      <w:t>2026-06-25</w:t>
+      <w:t>2026-06-26</w:t>
       <w:br/>
       <w:br/>
     </w:r>

--- a/tillsyn/A 46261-2021 tillsynsbegäran.docx
+++ b/tillsyn/A 46261-2021 tillsynsbegäran.docx
@@ -323,7 +323,7 @@
     <w:r>
       <w:tab/>
       <w:tab/>
-      <w:t>2026-06-26</w:t>
+      <w:t>2026-06-27</w:t>
       <w:br/>
       <w:br/>
     </w:r>

--- a/tillsyn/A 46261-2021 tillsynsbegäran.docx
+++ b/tillsyn/A 46261-2021 tillsynsbegäran.docx
@@ -323,7 +323,7 @@
     <w:r>
       <w:tab/>
       <w:tab/>
-      <w:t>2026-06-27</w:t>
+      <w:t>2026-06-28</w:t>
       <w:br/>
       <w:br/>
     </w:r>

--- a/tillsyn/A 46261-2021 tillsynsbegäran.docx
+++ b/tillsyn/A 46261-2021 tillsynsbegäran.docx
@@ -323,7 +323,7 @@
     <w:r>
       <w:tab/>
       <w:tab/>
-      <w:t>2026-06-28</w:t>
+      <w:t>2026-06-29</w:t>
       <w:br/>
       <w:br/>
     </w:r>

--- a/tillsyn/A 46261-2021 tillsynsbegäran.docx
+++ b/tillsyn/A 46261-2021 tillsynsbegäran.docx
@@ -323,7 +323,7 @@
     <w:r>
       <w:tab/>
       <w:tab/>
-      <w:t>2026-06-29</w:t>
+      <w:t>2026-06-30</w:t>
       <w:br/>
       <w:br/>
     </w:r>

--- a/tillsyn/A 46261-2021 tillsynsbegäran.docx
+++ b/tillsyn/A 46261-2021 tillsynsbegäran.docx
@@ -323,7 +323,7 @@
     <w:r>
       <w:tab/>
       <w:tab/>
-      <w:t>2026-06-30</w:t>
+      <w:t>2026-07-01</w:t>
       <w:br/>
       <w:br/>
     </w:r>

--- a/tillsyn/A 46261-2021 tillsynsbegäran.docx
+++ b/tillsyn/A 46261-2021 tillsynsbegäran.docx
@@ -323,7 +323,7 @@
     <w:r>
       <w:tab/>
       <w:tab/>
-      <w:t>2026-07-01</w:t>
+      <w:t>2026-07-02</w:t>
       <w:br/>
       <w:br/>
     </w:r>

--- a/tillsyn/A 46261-2021 tillsynsbegäran.docx
+++ b/tillsyn/A 46261-2021 tillsynsbegäran.docx
@@ -323,7 +323,7 @@
     <w:r>
       <w:tab/>
       <w:tab/>
-      <w:t>2026-07-13</w:t>
+      <w:t>2026-07-14</w:t>
       <w:br/>
       <w:br/>
     </w:r>

--- a/tillsyn/A 46261-2021 tillsynsbegäran.docx
+++ b/tillsyn/A 46261-2021 tillsynsbegäran.docx
@@ -323,7 +323,7 @@
     <w:r>
       <w:tab/>
       <w:tab/>
-      <w:t>2026-07-14</w:t>
+      <w:t>2026-07-15</w:t>
       <w:br/>
       <w:br/>
     </w:r>

--- a/tillsyn/A 46261-2021 tillsynsbegäran.docx
+++ b/tillsyn/A 46261-2021 tillsynsbegäran.docx
@@ -323,7 +323,7 @@
     <w:r>
       <w:tab/>
       <w:tab/>
-      <w:t>2026-07-15</w:t>
+      <w:t>2026-07-16</w:t>
       <w:br/>
       <w:br/>
     </w:r>

--- a/tillsyn/A 46261-2021 tillsynsbegäran.docx
+++ b/tillsyn/A 46261-2021 tillsynsbegäran.docx
@@ -323,7 +323,7 @@
     <w:r>
       <w:tab/>
       <w:tab/>
-      <w:t>2026-07-16</w:t>
+      <w:t>2026-07-17</w:t>
       <w:br/>
       <w:br/>
     </w:r>

--- a/tillsyn/A 46261-2021 tillsynsbegäran.docx
+++ b/tillsyn/A 46261-2021 tillsynsbegäran.docx
@@ -323,7 +323,7 @@
     <w:r>
       <w:tab/>
       <w:tab/>
-      <w:t>2026-07-17</w:t>
+      <w:t>2026-07-18</w:t>
       <w:br/>
       <w:br/>
     </w:r>

--- a/tillsyn/A 46261-2021 tillsynsbegäran.docx
+++ b/tillsyn/A 46261-2021 tillsynsbegäran.docx
@@ -323,7 +323,7 @@
     <w:r>
       <w:tab/>
       <w:tab/>
-      <w:t>2026-07-18</w:t>
+      <w:t>2026-07-19</w:t>
       <w:br/>
       <w:br/>
     </w:r>

--- a/tillsyn/A 46261-2021 tillsynsbegäran.docx
+++ b/tillsyn/A 46261-2021 tillsynsbegäran.docx
@@ -323,7 +323,7 @@
     <w:r>
       <w:tab/>
       <w:tab/>
-      <w:t>2026-07-19</w:t>
+      <w:t>2026-07-20</w:t>
       <w:br/>
       <w:br/>
     </w:r>

--- a/tillsyn/A 46261-2021 tillsynsbegäran.docx
+++ b/tillsyn/A 46261-2021 tillsynsbegäran.docx
@@ -323,7 +323,7 @@
     <w:r>
       <w:tab/>
       <w:tab/>
-      <w:t>2026-07-20</w:t>
+      <w:t>2026-07-21</w:t>
       <w:br/>
       <w:br/>
     </w:r>

--- a/tillsyn/A 46261-2021 tillsynsbegäran.docx
+++ b/tillsyn/A 46261-2021 tillsynsbegäran.docx
@@ -323,7 +323,7 @@
     <w:r>
       <w:tab/>
       <w:tab/>
-      <w:t>2026-07-21</w:t>
+      <w:t>2026-07-22</w:t>
       <w:br/>
       <w:br/>
     </w:r>

--- a/tillsyn/A 46261-2021 tillsynsbegäran.docx
+++ b/tillsyn/A 46261-2021 tillsynsbegäran.docx
@@ -323,7 +323,7 @@
     <w:r>
       <w:tab/>
       <w:tab/>
-      <w:t>2026-07-22</w:t>
+      <w:t>2026-07-23</w:t>
       <w:br/>
       <w:br/>
     </w:r>

--- a/tillsyn/A 46261-2021 tillsynsbegäran.docx
+++ b/tillsyn/A 46261-2021 tillsynsbegäran.docx
@@ -323,7 +323,7 @@
     <w:r>
       <w:tab/>
       <w:tab/>
-      <w:t>2026-07-23</w:t>
+      <w:t>2026-07-24</w:t>
       <w:br/>
       <w:br/>
     </w:r>

--- a/tillsyn/A 46261-2021 tillsynsbegäran.docx
+++ b/tillsyn/A 46261-2021 tillsynsbegäran.docx
@@ -323,7 +323,7 @@
     <w:r>
       <w:tab/>
       <w:tab/>
-      <w:t>2026-07-24</w:t>
+      <w:t>2026-07-25</w:t>
       <w:br/>
       <w:br/>
     </w:r>

--- a/tillsyn/A 46261-2021 tillsynsbegäran.docx
+++ b/tillsyn/A 46261-2021 tillsynsbegäran.docx
@@ -323,7 +323,7 @@
     <w:r>
       <w:tab/>
       <w:tab/>
-      <w:t>2026-07-25</w:t>
+      <w:t>2026-07-26</w:t>
       <w:br/>
       <w:br/>
     </w:r>

--- a/tillsyn/A 46261-2021 tillsynsbegäran.docx
+++ b/tillsyn/A 46261-2021 tillsynsbegäran.docx
@@ -323,7 +323,7 @@
     <w:r>
       <w:tab/>
       <w:tab/>
-      <w:t>2026-07-26</w:t>
+      <w:t>2026-07-27</w:t>
       <w:br/>
       <w:br/>
     </w:r>

--- a/tillsyn/A 46261-2021 tillsynsbegäran.docx
+++ b/tillsyn/A 46261-2021 tillsynsbegäran.docx
@@ -323,7 +323,7 @@
     <w:r>
       <w:tab/>
       <w:tab/>
-      <w:t>2026-07-27</w:t>
+      <w:t>2026-07-28</w:t>
       <w:br/>
       <w:br/>
     </w:r>

--- a/tillsyn/A 46261-2021 tillsynsbegäran.docx
+++ b/tillsyn/A 46261-2021 tillsynsbegäran.docx
@@ -323,7 +323,7 @@
     <w:r>
       <w:tab/>
       <w:tab/>
-      <w:t>2026-07-28</w:t>
+      <w:t>2026-07-29</w:t>
       <w:br/>
       <w:br/>
     </w:r>

--- a/tillsyn/A 46261-2021 tillsynsbegäran.docx
+++ b/tillsyn/A 46261-2021 tillsynsbegäran.docx
@@ -323,7 +323,7 @@
     <w:r>
       <w:tab/>
       <w:tab/>
-      <w:t>2026-07-29</w:t>
+      <w:t>2026-07-30</w:t>
       <w:br/>
       <w:br/>
     </w:r>

--- a/tillsyn/A 46261-2021 tillsynsbegäran.docx
+++ b/tillsyn/A 46261-2021 tillsynsbegäran.docx
@@ -323,7 +323,7 @@
     <w:r>
       <w:tab/>
       <w:tab/>
-      <w:t>2026-07-30</w:t>
+      <w:t>2026-07-31</w:t>
       <w:br/>
       <w:br/>
     </w:r>

--- a/tillsyn/A 46261-2021 tillsynsbegäran.docx
+++ b/tillsyn/A 46261-2021 tillsynsbegäran.docx
@@ -323,7 +323,7 @@
     <w:r>
       <w:tab/>
       <w:tab/>
-      <w:t>2026-07-31</w:t>
+      <w:t>2026-08-01</w:t>
       <w:br/>
       <w:br/>
     </w:r>

--- a/tillsyn/A 46261-2021 tillsynsbegäran.docx
+++ b/tillsyn/A 46261-2021 tillsynsbegäran.docx
@@ -323,7 +323,7 @@
     <w:r>
       <w:tab/>
       <w:tab/>
-      <w:t>2026-08-01</w:t>
+      <w:t>2026-08-02</w:t>
       <w:br/>
       <w:br/>
     </w:r>

--- a/tillsyn/A 46261-2021 tillsynsbegäran.docx
+++ b/tillsyn/A 46261-2021 tillsynsbegäran.docx
@@ -323,7 +323,7 @@
     <w:r>
       <w:tab/>
       <w:tab/>
-      <w:t>2026-08-02</w:t>
+      <w:t>2026-08-03</w:t>
       <w:br/>
       <w:br/>
     </w:r>

--- a/tillsyn/A 46261-2021 tillsynsbegäran.docx
+++ b/tillsyn/A 46261-2021 tillsynsbegäran.docx
@@ -323,7 +323,7 @@
     <w:r>
       <w:tab/>
       <w:tab/>
-      <w:t>2026-08-03</w:t>
+      <w:t>2026-08-05</w:t>
       <w:br/>
       <w:br/>
     </w:r>

--- a/tillsyn/A 46261-2021 tillsynsbegäran.docx
+++ b/tillsyn/A 46261-2021 tillsynsbegäran.docx
@@ -323,7 +323,7 @@
     <w:r>
       <w:tab/>
       <w:tab/>
-      <w:t>2026-08-05</w:t>
+      <w:t>2026-08-07</w:t>
       <w:br/>
       <w:br/>
     </w:r>

--- a/tillsyn/A 46261-2021 tillsynsbegäran.docx
+++ b/tillsyn/A 46261-2021 tillsynsbegäran.docx
@@ -323,7 +323,7 @@
     <w:r>
       <w:tab/>
       <w:tab/>
-      <w:t>2026-08-07</w:t>
+      <w:t>2026-08-08</w:t>
       <w:br/>
       <w:br/>
     </w:r>

--- a/tillsyn/A 46261-2021 tillsynsbegäran.docx
+++ b/tillsyn/A 46261-2021 tillsynsbegäran.docx
@@ -60,7 +60,7 @@
         <w:spacing w:after="240"/>
       </w:pPr>
       <w:r>
-        <w:t>Figur 1. Fyndplatser för naturvårdsarter i avverkningsanmälan. Markörer utan svart kant är placerade på fyndplatsen. Markörer med svart kant är placerade vid sidan av fyndplatsen har ett svart streck som visar fyndplatsens exakta position. Kartans mittpunktskoordinat är N 6448502, E 444648 i SWEREF 99 TM.</w:t>
+        <w:t>Figur 1. Fyndplatser för naturvårdsarter i avverkningsanmälan. Markörer utan svart kant är placerade på fyndplatsen. Markörer med svart kant är placerade vid sidan av fyndplatsen och har ett svart streck som visar fyndplatsens exakta position. Kartans mittpunktskoordinat är N 6448502, E 444648 i SWEREF 99 TM.</w:t>
       </w:r>
     </w:p>
     <w:p>
@@ -323,7 +323,7 @@
     <w:r>
       <w:tab/>
       <w:tab/>
-      <w:t>2026-08-14</w:t>
+      <w:t>2026-08-15</w:t>
       <w:br/>
       <w:br/>
     </w:r>

--- a/tillsyn/A 46261-2021 tillsynsbegäran.docx
+++ b/tillsyn/A 46261-2021 tillsynsbegäran.docx
@@ -323,7 +323,7 @@
     <w:r>
       <w:tab/>
       <w:tab/>
-      <w:t>2026-08-15</w:t>
+      <w:t>2026-08-16</w:t>
       <w:br/>
       <w:br/>
     </w:r>

--- a/tillsyn/A 46261-2021 tillsynsbegäran.docx
+++ b/tillsyn/A 46261-2021 tillsynsbegäran.docx
@@ -323,7 +323,7 @@
     <w:r>
       <w:tab/>
       <w:tab/>
-      <w:t>2026-08-16</w:t>
+      <w:t>2026-08-17</w:t>
       <w:br/>
       <w:br/>
     </w:r>

--- a/tillsyn/A 46261-2021 tillsynsbegäran.docx
+++ b/tillsyn/A 46261-2021 tillsynsbegäran.docx
@@ -323,7 +323,7 @@
     <w:r>
       <w:tab/>
       <w:tab/>
-      <w:t>2026-08-17</w:t>
+      <w:t>2026-08-18</w:t>
       <w:br/>
       <w:br/>
     </w:r>

--- a/tillsyn/A 46261-2021 tillsynsbegäran.docx
+++ b/tillsyn/A 46261-2021 tillsynsbegäran.docx
@@ -323,7 +323,7 @@
     <w:r>
       <w:tab/>
       <w:tab/>
-      <w:t>2026-08-18</w:t>
+      <w:t>2026-08-19</w:t>
       <w:br/>
       <w:br/>
     </w:r>

--- a/tillsyn/A 46261-2021 tillsynsbegäran.docx
+++ b/tillsyn/A 46261-2021 tillsynsbegäran.docx
@@ -323,7 +323,7 @@
     <w:r>
       <w:tab/>
       <w:tab/>
-      <w:t>2026-08-19</w:t>
+      <w:t>2026-08-20</w:t>
       <w:br/>
       <w:br/>
     </w:r>

--- a/tillsyn/A 46261-2021 tillsynsbegäran.docx
+++ b/tillsyn/A 46261-2021 tillsynsbegäran.docx
@@ -323,7 +323,7 @@
     <w:r>
       <w:tab/>
       <w:tab/>
-      <w:t>2026-08-20</w:t>
+      <w:t>2026-08-21</w:t>
       <w:br/>
       <w:br/>
     </w:r>

--- a/tillsyn/A 46261-2021 tillsynsbegäran.docx
+++ b/tillsyn/A 46261-2021 tillsynsbegäran.docx
@@ -323,7 +323,7 @@
     <w:r>
       <w:tab/>
       <w:tab/>
-      <w:t>2026-08-21</w:t>
+      <w:t>2026-08-22</w:t>
       <w:br/>
       <w:br/>
     </w:r>

--- a/tillsyn/A 46261-2021 tillsynsbegäran.docx
+++ b/tillsyn/A 46261-2021 tillsynsbegäran.docx
@@ -323,7 +323,7 @@
     <w:r>
       <w:tab/>
       <w:tab/>
-      <w:t>2026-08-22</w:t>
+      <w:t>2026-08-23</w:t>
       <w:br/>
       <w:br/>
     </w:r>

--- a/tillsyn/A 46261-2021 tillsynsbegäran.docx
+++ b/tillsyn/A 46261-2021 tillsynsbegäran.docx
@@ -323,7 +323,7 @@
     <w:r>
       <w:tab/>
       <w:tab/>
-      <w:t>2026-08-23</w:t>
+      <w:t>2026-08-24</w:t>
       <w:br/>
       <w:br/>
     </w:r>

--- a/tillsyn/A 46261-2021 tillsynsbegäran.docx
+++ b/tillsyn/A 46261-2021 tillsynsbegäran.docx
@@ -323,7 +323,7 @@
     <w:r>
       <w:tab/>
       <w:tab/>
-      <w:t>2026-08-24</w:t>
+      <w:t>2026-08-25</w:t>
       <w:br/>
       <w:br/>
     </w:r>

--- a/tillsyn/A 46261-2021 tillsynsbegäran.docx
+++ b/tillsyn/A 46261-2021 tillsynsbegäran.docx
@@ -323,7 +323,7 @@
     <w:r>
       <w:tab/>
       <w:tab/>
-      <w:t>2026-08-25</w:t>
+      <w:t>2026-08-26</w:t>
       <w:br/>
       <w:br/>
     </w:r>

--- a/tillsyn/A 46261-2021 tillsynsbegäran.docx
+++ b/tillsyn/A 46261-2021 tillsynsbegäran.docx
@@ -323,7 +323,7 @@
     <w:r>
       <w:tab/>
       <w:tab/>
-      <w:t>2026-08-26</w:t>
+      <w:t>2026-08-27</w:t>
       <w:br/>
       <w:br/>
     </w:r>

--- a/tillsyn/A 46261-2021 tillsynsbegäran.docx
+++ b/tillsyn/A 46261-2021 tillsynsbegäran.docx
@@ -323,7 +323,7 @@
     <w:r>
       <w:tab/>
       <w:tab/>
-      <w:t>2026-08-27</w:t>
+      <w:t>2026-08-28</w:t>
       <w:br/>
       <w:br/>
     </w:r>

--- a/tillsyn/A 46261-2021 tillsynsbegäran.docx
+++ b/tillsyn/A 46261-2021 tillsynsbegäran.docx
@@ -323,7 +323,7 @@
     <w:r>
       <w:tab/>
       <w:tab/>
-      <w:t>2026-08-28</w:t>
+      <w:t>2026-08-29</w:t>
       <w:br/>
       <w:br/>
     </w:r>

--- a/tillsyn/A 46261-2021 tillsynsbegäran.docx
+++ b/tillsyn/A 46261-2021 tillsynsbegäran.docx
@@ -323,7 +323,7 @@
     <w:r>
       <w:tab/>
       <w:tab/>
-      <w:t>2026-08-29</w:t>
+      <w:t>2026-08-31</w:t>
       <w:br/>
       <w:br/>
     </w:r>

--- a/tillsyn/A 46261-2021 tillsynsbegäran.docx
+++ b/tillsyn/A 46261-2021 tillsynsbegäran.docx
@@ -323,7 +323,7 @@
     <w:r>
       <w:tab/>
       <w:tab/>
-      <w:t>2026-08-31</w:t>
+      <w:t>2026-09-01</w:t>
       <w:br/>
       <w:br/>
     </w:r>

--- a/tillsyn/A 46261-2021 tillsynsbegäran.docx
+++ b/tillsyn/A 46261-2021 tillsynsbegäran.docx
@@ -323,7 +323,7 @@
     <w:r>
       <w:tab/>
       <w:tab/>
-      <w:t>2026-09-01</w:t>
+      <w:t>2026-09-02</w:t>
       <w:br/>
       <w:br/>
     </w:r>

--- a/tillsyn/A 46261-2021 tillsynsbegäran.docx
+++ b/tillsyn/A 46261-2021 tillsynsbegäran.docx
@@ -323,7 +323,7 @@
     <w:r>
       <w:tab/>
       <w:tab/>
-      <w:t>2026-09-02</w:t>
+      <w:t>2026-09-03</w:t>
       <w:br/>
       <w:br/>
     </w:r>
